--- a/plasturgie/metrologie/metrologie_mesurage_mecanique.docx
+++ b/plasturgie/metrologie/metrologie_mesurage_mecanique.docx
@@ -2834,7 +2834,6 @@
           <w:sz w:val="24"/>
           <w:szCs w:val="24"/>
         </w:rPr>
-        <w:lastRenderedPageBreak/>
         <w:t>Les micromètres :</w:t>
       </w:r>
     </w:p>
@@ -4771,7 +4770,6 @@
           <w:sz w:val="24"/>
           <w:szCs w:val="24"/>
         </w:rPr>
-        <w:lastRenderedPageBreak/>
         <w:t>Les rapporteurs d’angles :</w:t>
       </w:r>
     </w:p>
@@ -7742,7 +7740,6 @@
           <w:sz w:val="24"/>
           <w:szCs w:val="24"/>
         </w:rPr>
-        <w:lastRenderedPageBreak/>
         <w:t>On en trouve différents types :</w:t>
       </w:r>
     </w:p>
@@ -9140,7 +9137,6 @@
           <w:szCs w:val="28"/>
           <w:lang w:eastAsia="fr-FR"/>
         </w:rPr>
-        <w:lastRenderedPageBreak/>
         <w:t>L’étalonnage</w:t>
       </w:r>
     </w:p>
@@ -9545,9 +9541,12 @@
       </w:pPr>
     </w:p>
     <w:sectPr>
-      <w:footerReference w:type="default" r:id="rId41"/>
-      <w:headerReference w:type="first" r:id="rId42"/>
-      <w:footerReference w:type="first" r:id="rId43"/>
+      <w:headerReference w:type="even" r:id="rId41"/>
+      <w:headerReference w:type="default" r:id="rId42"/>
+      <w:footerReference w:type="even" r:id="rId43"/>
+      <w:footerReference w:type="default" r:id="rId44"/>
+      <w:headerReference w:type="first" r:id="rId45"/>
+      <w:footerReference w:type="first" r:id="rId46"/>
       <w:pgSz w:w="11906" w:h="16838" w:code="9"/>
       <w:pgMar w:top="567" w:right="567" w:bottom="851" w:left="567" w:header="709" w:footer="1361" w:gutter="0"/>
       <w:cols w:space="708"/>
@@ -9584,6 +9583,16 @@
 </file>
 
 <file path=word/footer1.xml><?xml version="1.0" encoding="utf-8"?>
+<w:ftr xmlns:ve="http://schemas.openxmlformats.org/markup-compatibility/2006" xmlns:o="urn:schemas-microsoft-com:office:office" xmlns:r="http://schemas.openxmlformats.org/officeDocument/2006/relationships" xmlns:m="http://schemas.openxmlformats.org/officeDocument/2006/math" xmlns:v="urn:schemas-microsoft-com:vml" xmlns:wp="http://schemas.openxmlformats.org/drawingml/2006/wordprocessingDrawing" xmlns:w10="urn:schemas-microsoft-com:office:word" xmlns:w="http://schemas.openxmlformats.org/wordprocessingml/2006/main" xmlns:wne="http://schemas.microsoft.com/office/word/2006/wordml">
+  <w:p>
+    <w:pPr>
+      <w:pStyle w:val="Pieddepage"/>
+    </w:pPr>
+  </w:p>
+</w:ftr>
+</file>
+
+<file path=word/footer2.xml><?xml version="1.0" encoding="utf-8"?>
 <w:ftr xmlns:ve="http://schemas.openxmlformats.org/markup-compatibility/2006" xmlns:o="urn:schemas-microsoft-com:office:office" xmlns:r="http://schemas.openxmlformats.org/officeDocument/2006/relationships" xmlns:m="http://schemas.openxmlformats.org/officeDocument/2006/math" xmlns:v="urn:schemas-microsoft-com:vml" xmlns:wp="http://schemas.openxmlformats.org/drawingml/2006/wordprocessingDrawing" xmlns:w10="urn:schemas-microsoft-com:office:word" xmlns:w="http://schemas.openxmlformats.org/wordprocessingml/2006/main" xmlns:wne="http://schemas.microsoft.com/office/word/2006/wordml">
   <w:p>
     <w:pPr>
@@ -9957,7 +9966,7 @@
 </w:ftr>
 </file>
 
-<file path=word/footer2.xml><?xml version="1.0" encoding="utf-8"?>
+<file path=word/footer3.xml><?xml version="1.0" encoding="utf-8"?>
 <w:ftr xmlns:ve="http://schemas.openxmlformats.org/markup-compatibility/2006" xmlns:o="urn:schemas-microsoft-com:office:office" xmlns:r="http://schemas.openxmlformats.org/officeDocument/2006/relationships" xmlns:m="http://schemas.openxmlformats.org/officeDocument/2006/math" xmlns:v="urn:schemas-microsoft-com:vml" xmlns:wp="http://schemas.openxmlformats.org/drawingml/2006/wordprocessingDrawing" xmlns:w10="urn:schemas-microsoft-com:office:word" xmlns:w="http://schemas.openxmlformats.org/wordprocessingml/2006/main" xmlns:wne="http://schemas.microsoft.com/office/word/2006/wordml">
   <w:p>
     <w:pPr>
@@ -10377,6 +10386,26 @@
 <file path=word/header1.xml><?xml version="1.0" encoding="utf-8"?>
 <w:hdr xmlns:ve="http://schemas.openxmlformats.org/markup-compatibility/2006" xmlns:o="urn:schemas-microsoft-com:office:office" xmlns:r="http://schemas.openxmlformats.org/officeDocument/2006/relationships" xmlns:m="http://schemas.openxmlformats.org/officeDocument/2006/math" xmlns:v="urn:schemas-microsoft-com:vml" xmlns:wp="http://schemas.openxmlformats.org/drawingml/2006/wordprocessingDrawing" xmlns:w10="urn:schemas-microsoft-com:office:word" xmlns:w="http://schemas.openxmlformats.org/wordprocessingml/2006/main" xmlns:wne="http://schemas.microsoft.com/office/word/2006/wordml">
   <w:p>
+    <w:pPr>
+      <w:pStyle w:val="En-tte"/>
+    </w:pPr>
+  </w:p>
+</w:hdr>
+</file>
+
+<file path=word/header2.xml><?xml version="1.0" encoding="utf-8"?>
+<w:hdr xmlns:ve="http://schemas.openxmlformats.org/markup-compatibility/2006" xmlns:o="urn:schemas-microsoft-com:office:office" xmlns:r="http://schemas.openxmlformats.org/officeDocument/2006/relationships" xmlns:m="http://schemas.openxmlformats.org/officeDocument/2006/math" xmlns:v="urn:schemas-microsoft-com:vml" xmlns:wp="http://schemas.openxmlformats.org/drawingml/2006/wordprocessingDrawing" xmlns:w10="urn:schemas-microsoft-com:office:word" xmlns:w="http://schemas.openxmlformats.org/wordprocessingml/2006/main" xmlns:wne="http://schemas.microsoft.com/office/word/2006/wordml">
+  <w:p>
+    <w:pPr>
+      <w:pStyle w:val="En-tte"/>
+    </w:pPr>
+  </w:p>
+</w:hdr>
+</file>
+
+<file path=word/header3.xml><?xml version="1.0" encoding="utf-8"?>
+<w:hdr xmlns:ve="http://schemas.openxmlformats.org/markup-compatibility/2006" xmlns:o="urn:schemas-microsoft-com:office:office" xmlns:r="http://schemas.openxmlformats.org/officeDocument/2006/relationships" xmlns:m="http://schemas.openxmlformats.org/officeDocument/2006/math" xmlns:v="urn:schemas-microsoft-com:vml" xmlns:wp="http://schemas.openxmlformats.org/drawingml/2006/wordprocessingDrawing" xmlns:w10="urn:schemas-microsoft-com:office:word" xmlns:w="http://schemas.openxmlformats.org/wordprocessingml/2006/main" xmlns:wne="http://schemas.microsoft.com/office/word/2006/wordml">
+  <w:p>
     <w:r>
       <w:rPr>
         <w:noProof/>
@@ -10460,9 +10489,9 @@
                   </w:rPr>
                   <w:drawing>
                     <wp:inline distT="0" distB="0" distL="0" distR="0">
-                      <wp:extent cx="1343496" cy="931697"/>
-                      <wp:effectExtent l="0" t="0" r="0" b="0"/>
-                      <wp:docPr id="1" name="Image 1" descr="logo_lycee.png"/>
+                      <wp:extent cx="1440000" cy="838130"/>
+                      <wp:effectExtent l="19050" t="0" r="7800" b="0"/>
+                      <wp:docPr id="6" name="Image 1" descr="logo.png"/>
                       <wp:cNvGraphicFramePr>
                         <a:graphicFrameLocks xmlns:a="http://schemas.openxmlformats.org/drawingml/2006/main" noChangeAspect="1"/>
                       </wp:cNvGraphicFramePr>
@@ -10470,7 +10499,7 @@
                         <a:graphicData uri="http://schemas.openxmlformats.org/drawingml/2006/picture">
                           <pic:pic xmlns:pic="http://schemas.openxmlformats.org/drawingml/2006/picture">
                             <pic:nvPicPr>
-                              <pic:cNvPr id="0" name="logo_lycee.png"/>
+                              <pic:cNvPr id="0" name="logo.png"/>
                               <pic:cNvPicPr/>
                             </pic:nvPicPr>
                             <pic:blipFill>
@@ -10482,7 +10511,7 @@
                             <pic:spPr>
                               <a:xfrm>
                                 <a:off x="0" y="0"/>
-                                <a:ext cx="1344374" cy="932306"/>
+                                <a:ext cx="1440000" cy="838130"/>
                               </a:xfrm>
                               <a:prstGeom prst="rect">
                                 <a:avLst/>
